--- a/plataforma-integridade/projects/documentos-drone/modelo-avaliacao-risco-operacional-drone.docx
+++ b/plataforma-integridade/projects/documentos-drone/modelo-avaliacao-risco-operacional-drone.docx
@@ -1786,9 +1786,10 @@
         </w:tblBorders>
       </w:tblPr>
       <w:tblGrid>
+        <w:gridCol w:w="2300"/>
+        <w:gridCol w:w="900"/>
+        <w:gridCol w:w="3160"/>
         <w:gridCol w:w="3000"/>
-        <w:gridCol w:w="2000"/>
-        <w:gridCol w:w="4360"/>
       </w:tblGrid>
       <w:tr>
         <w:trPr>
@@ -1796,73 +1797,106 @@
         </w:trPr>
         <w:tc>
           <w:tcPr>
+            <w:tcW w:type="dxa" w:w="2300"/>
+            <w:tcBorders>
+              <w:top w:val="single" w:color="D4DFDA" w:sz="4"/>
+              <w:left w:val="single" w:color="D4DFDA" w:sz="4"/>
+              <w:bottom w:val="single" w:color="D4DFDA" w:sz="4"/>
+              <w:right w:val="single" w:color="D4DFDA" w:sz="4"/>
+            </w:tcBorders>
+            <w:shd w:fill="ECF4F1" w:val="clear"/>
+            <w:tcMar>
+              <w:top w:type="dxa" w:w="60"/>
+              <w:left w:type="dxa" w:w="110"/>
+              <w:bottom w:type="dxa" w:w="60"/>
+              <w:right w:type="dxa" w:w="110"/>
+            </w:tcMar>
+            <w:vAlign w:val="center"/>
+          </w:tcPr>
+          <w:p>
+            <w:pPr>
+              <w:jc w:val="left"/>
+            </w:pPr>
+            <w:r>
+              <w:rPr>
+                <w:b/>
+                <w:bCs/>
+                <w:sz w:val="18"/>
+                <w:szCs w:val="18"/>
+              </w:rPr>
+              <w:t xml:space="preserve">Tolerabilidade</w:t>
+            </w:r>
+          </w:p>
+        </w:tc>
+        <w:tc>
+          <w:tcPr>
+            <w:tcW w:type="dxa" w:w="900"/>
+            <w:tcBorders>
+              <w:top w:val="single" w:color="D4DFDA" w:sz="4"/>
+              <w:left w:val="single" w:color="D4DFDA" w:sz="4"/>
+              <w:bottom w:val="single" w:color="D4DFDA" w:sz="4"/>
+              <w:right w:val="single" w:color="D4DFDA" w:sz="4"/>
+            </w:tcBorders>
+            <w:shd w:fill="ECF4F1" w:val="clear"/>
+            <w:tcMar>
+              <w:top w:type="dxa" w:w="60"/>
+              <w:left w:type="dxa" w:w="110"/>
+              <w:bottom w:type="dxa" w:w="60"/>
+              <w:right w:type="dxa" w:w="110"/>
+            </w:tcMar>
+            <w:vAlign w:val="center"/>
+          </w:tcPr>
+          <w:p>
+            <w:pPr>
+              <w:jc w:val="center"/>
+            </w:pPr>
+            <w:r>
+              <w:rPr>
+                <w:b/>
+                <w:bCs/>
+                <w:sz w:val="18"/>
+                <w:szCs w:val="18"/>
+              </w:rPr>
+              <w:t xml:space="preserve">Situações</w:t>
+            </w:r>
+          </w:p>
+        </w:tc>
+        <w:tc>
+          <w:tcPr>
+            <w:tcW w:type="dxa" w:w="3160"/>
+            <w:tcBorders>
+              <w:top w:val="single" w:color="D4DFDA" w:sz="4"/>
+              <w:left w:val="single" w:color="D4DFDA" w:sz="4"/>
+              <w:bottom w:val="single" w:color="D4DFDA" w:sz="4"/>
+              <w:right w:val="single" w:color="D4DFDA" w:sz="4"/>
+            </w:tcBorders>
+            <w:shd w:fill="ECF4F1" w:val="clear"/>
+            <w:tcMar>
+              <w:top w:type="dxa" w:w="60"/>
+              <w:left w:type="dxa" w:w="110"/>
+              <w:bottom w:type="dxa" w:w="60"/>
+              <w:right w:type="dxa" w:w="110"/>
+            </w:tcMar>
+            <w:vAlign w:val="center"/>
+          </w:tcPr>
+          <w:p>
+            <w:pPr>
+              <w:jc w:val="left"/>
+            </w:pPr>
+            <w:r>
+              <w:rPr>
+                <w:b/>
+                <w:bCs/>
+                <w:sz w:val="18"/>
+                <w:szCs w:val="18"/>
+              </w:rPr>
+              <w:t xml:space="preserve">Distribuição</w:t>
+            </w:r>
+          </w:p>
+        </w:tc>
+        <w:tc>
+          <w:tcPr>
             <w:tcW w:type="dxa" w:w="3000"/>
-            <w:tcBorders>
-              <w:top w:val="single" w:color="D4DFDA" w:sz="4"/>
-              <w:left w:val="single" w:color="D4DFDA" w:sz="4"/>
-              <w:bottom w:val="single" w:color="D4DFDA" w:sz="4"/>
-              <w:right w:val="single" w:color="D4DFDA" w:sz="4"/>
-            </w:tcBorders>
-            <w:shd w:fill="ECF4F1" w:val="clear"/>
-            <w:tcMar>
-              <w:top w:type="dxa" w:w="60"/>
-              <w:left w:type="dxa" w:w="110"/>
-              <w:bottom w:type="dxa" w:w="60"/>
-              <w:right w:type="dxa" w:w="110"/>
-            </w:tcMar>
-            <w:vAlign w:val="center"/>
-          </w:tcPr>
-          <w:p>
-            <w:pPr>
-              <w:jc w:val="left"/>
-            </w:pPr>
-            <w:r>
-              <w:rPr>
-                <w:b/>
-                <w:bCs/>
-                <w:sz w:val="18"/>
-                <w:szCs w:val="18"/>
-              </w:rPr>
-              <w:t xml:space="preserve">Tolerabilidade</w:t>
-            </w:r>
-          </w:p>
-        </w:tc>
-        <w:tc>
-          <w:tcPr>
-            <w:tcW w:type="dxa" w:w="2000"/>
-            <w:tcBorders>
-              <w:top w:val="single" w:color="D4DFDA" w:sz="4"/>
-              <w:left w:val="single" w:color="D4DFDA" w:sz="4"/>
-              <w:bottom w:val="single" w:color="D4DFDA" w:sz="4"/>
-              <w:right w:val="single" w:color="D4DFDA" w:sz="4"/>
-            </w:tcBorders>
-            <w:shd w:fill="ECF4F1" w:val="clear"/>
-            <w:tcMar>
-              <w:top w:type="dxa" w:w="60"/>
-              <w:left w:type="dxa" w:w="110"/>
-              <w:bottom w:type="dxa" w:w="60"/>
-              <w:right w:type="dxa" w:w="110"/>
-            </w:tcMar>
-            <w:vAlign w:val="center"/>
-          </w:tcPr>
-          <w:p>
-            <w:pPr>
-              <w:jc w:val="center"/>
-            </w:pPr>
-            <w:r>
-              <w:rPr>
-                <w:b/>
-                <w:bCs/>
-                <w:sz w:val="18"/>
-                <w:szCs w:val="18"/>
-              </w:rPr>
-              <w:t xml:space="preserve">Situações</w:t>
-            </w:r>
-          </w:p>
-        </w:tc>
-        <w:tc>
-          <w:tcPr>
-            <w:tcW w:type="dxa" w:w="4360"/>
             <w:tcBorders>
               <w:top w:val="single" w:color="D4DFDA" w:sz="4"/>
               <w:left w:val="single" w:color="D4DFDA" w:sz="4"/>
@@ -1897,7 +1931,7 @@
       <w:tr>
         <w:tc>
           <w:tcPr>
-            <w:tcW w:type="dxa" w:w="3000"/>
+            <w:tcW w:type="dxa" w:w="2300"/>
             <w:tcBorders>
               <w:top w:val="single" w:color="D4DFDA" w:sz="4"/>
               <w:left w:val="single" w:color="D4DFDA" w:sz="4"/>
@@ -1930,7 +1964,7 @@
         </w:tc>
         <w:tc>
           <w:tcPr>
-            <w:tcW w:type="dxa" w:w="2000"/>
+            <w:tcW w:type="dxa" w:w="900"/>
             <w:tcBorders>
               <w:top w:val="single" w:color="D4DFDA" w:sz="4"/>
               <w:left w:val="single" w:color="D4DFDA" w:sz="4"/>
@@ -1962,7 +1996,35 @@
         </w:tc>
         <w:tc>
           <w:tcPr>
-            <w:tcW w:type="dxa" w:w="4360"/>
+            <w:tcW w:type="dxa" w:w="3160"/>
+            <w:tcBorders>
+              <w:top w:val="single" w:color="D4DFDA" w:sz="4"/>
+              <w:left w:val="single" w:color="D4DFDA" w:sz="4"/>
+              <w:bottom w:val="single" w:color="D4DFDA" w:sz="4"/>
+              <w:right w:val="single" w:color="D4DFDA" w:sz="4"/>
+            </w:tcBorders>
+            <w:tcMar>
+              <w:top w:type="dxa" w:w="60"/>
+              <w:left w:type="dxa" w:w="110"/>
+              <w:bottom w:type="dxa" w:w="60"/>
+              <w:right w:type="dxa" w:w="110"/>
+            </w:tcMar>
+            <w:vAlign w:val="center"/>
+          </w:tcPr>
+          <w:p>
+            <w:r>
+              <w:rPr>
+                <w:color w:val="BBBBBB"/>
+                <w:sz w:val="20"/>
+                <w:szCs w:val="20"/>
+              </w:rPr>
+              <w:t xml:space="preserve">—</w:t>
+            </w:r>
+          </w:p>
+        </w:tc>
+        <w:tc>
+          <w:tcPr>
+            <w:tcW w:type="dxa" w:w="3000"/>
             <w:tcBorders>
               <w:top w:val="single" w:color="D4DFDA" w:sz="4"/>
               <w:left w:val="single" w:color="D4DFDA" w:sz="4"/>
@@ -1996,7 +2058,7 @@
       <w:tr>
         <w:tc>
           <w:tcPr>
-            <w:tcW w:type="dxa" w:w="3000"/>
+            <w:tcW w:type="dxa" w:w="2300"/>
             <w:tcBorders>
               <w:top w:val="single" w:color="D4DFDA" w:sz="4"/>
               <w:left w:val="single" w:color="D4DFDA" w:sz="4"/>
@@ -2029,7 +2091,7 @@
         </w:tc>
         <w:tc>
           <w:tcPr>
-            <w:tcW w:type="dxa" w:w="2000"/>
+            <w:tcW w:type="dxa" w:w="900"/>
             <w:tcBorders>
               <w:top w:val="single" w:color="D4DFDA" w:sz="4"/>
               <w:left w:val="single" w:color="D4DFDA" w:sz="4"/>
@@ -2061,7 +2123,35 @@
         </w:tc>
         <w:tc>
           <w:tcPr>
-            <w:tcW w:type="dxa" w:w="4360"/>
+            <w:tcW w:type="dxa" w:w="3160"/>
+            <w:tcBorders>
+              <w:top w:val="single" w:color="D4DFDA" w:sz="4"/>
+              <w:left w:val="single" w:color="D4DFDA" w:sz="4"/>
+              <w:bottom w:val="single" w:color="D4DFDA" w:sz="4"/>
+              <w:right w:val="single" w:color="D4DFDA" w:sz="4"/>
+            </w:tcBorders>
+            <w:tcMar>
+              <w:top w:type="dxa" w:w="60"/>
+              <w:left w:type="dxa" w:w="110"/>
+              <w:bottom w:type="dxa" w:w="60"/>
+              <w:right w:type="dxa" w:w="110"/>
+            </w:tcMar>
+            <w:vAlign w:val="center"/>
+          </w:tcPr>
+          <w:p>
+            <w:r>
+              <w:rPr>
+                <w:color w:val="BBBBBB"/>
+                <w:sz w:val="20"/>
+                <w:szCs w:val="20"/>
+              </w:rPr>
+              <w:t xml:space="preserve">—</w:t>
+            </w:r>
+          </w:p>
+        </w:tc>
+        <w:tc>
+          <w:tcPr>
+            <w:tcW w:type="dxa" w:w="3000"/>
             <w:tcBorders>
               <w:top w:val="single" w:color="D4DFDA" w:sz="4"/>
               <w:left w:val="single" w:color="D4DFDA" w:sz="4"/>
@@ -2095,7 +2185,7 @@
       <w:tr>
         <w:tc>
           <w:tcPr>
-            <w:tcW w:type="dxa" w:w="3000"/>
+            <w:tcW w:type="dxa" w:w="2300"/>
             <w:tcBorders>
               <w:top w:val="single" w:color="D4DFDA" w:sz="4"/>
               <w:left w:val="single" w:color="D4DFDA" w:sz="4"/>
@@ -2128,7 +2218,7 @@
         </w:tc>
         <w:tc>
           <w:tcPr>
-            <w:tcW w:type="dxa" w:w="2000"/>
+            <w:tcW w:type="dxa" w:w="900"/>
             <w:tcBorders>
               <w:top w:val="single" w:color="D4DFDA" w:sz="4"/>
               <w:left w:val="single" w:color="D4DFDA" w:sz="4"/>
@@ -2160,7 +2250,35 @@
         </w:tc>
         <w:tc>
           <w:tcPr>
-            <w:tcW w:type="dxa" w:w="4360"/>
+            <w:tcW w:type="dxa" w:w="3160"/>
+            <w:tcBorders>
+              <w:top w:val="single" w:color="D4DFDA" w:sz="4"/>
+              <w:left w:val="single" w:color="D4DFDA" w:sz="4"/>
+              <w:bottom w:val="single" w:color="D4DFDA" w:sz="4"/>
+              <w:right w:val="single" w:color="D4DFDA" w:sz="4"/>
+            </w:tcBorders>
+            <w:tcMar>
+              <w:top w:type="dxa" w:w="60"/>
+              <w:left w:type="dxa" w:w="110"/>
+              <w:bottom w:type="dxa" w:w="60"/>
+              <w:right w:type="dxa" w:w="110"/>
+            </w:tcMar>
+            <w:vAlign w:val="center"/>
+          </w:tcPr>
+          <w:p>
+            <w:r>
+              <w:rPr>
+                <w:color w:val="D4A017"/>
+                <w:sz w:val="20"/>
+                <w:szCs w:val="20"/>
+              </w:rPr>
+              <w:t xml:space="preserve">████</w:t>
+            </w:r>
+          </w:p>
+        </w:tc>
+        <w:tc>
+          <w:tcPr>
+            <w:tcW w:type="dxa" w:w="3000"/>
             <w:tcBorders>
               <w:top w:val="single" w:color="D4DFDA" w:sz="4"/>
               <w:left w:val="single" w:color="D4DFDA" w:sz="4"/>
@@ -2194,7 +2312,7 @@
       <w:tr>
         <w:tc>
           <w:tcPr>
-            <w:tcW w:type="dxa" w:w="3000"/>
+            <w:tcW w:type="dxa" w:w="2300"/>
             <w:tcBorders>
               <w:top w:val="single" w:color="D4DFDA" w:sz="4"/>
               <w:left w:val="single" w:color="D4DFDA" w:sz="4"/>
@@ -2227,7 +2345,7 @@
         </w:tc>
         <w:tc>
           <w:tcPr>
-            <w:tcW w:type="dxa" w:w="2000"/>
+            <w:tcW w:type="dxa" w:w="900"/>
             <w:tcBorders>
               <w:top w:val="single" w:color="D4DFDA" w:sz="4"/>
               <w:left w:val="single" w:color="D4DFDA" w:sz="4"/>
@@ -2259,7 +2377,35 @@
         </w:tc>
         <w:tc>
           <w:tcPr>
-            <w:tcW w:type="dxa" w:w="4360"/>
+            <w:tcW w:type="dxa" w:w="3160"/>
+            <w:tcBorders>
+              <w:top w:val="single" w:color="D4DFDA" w:sz="4"/>
+              <w:left w:val="single" w:color="D4DFDA" w:sz="4"/>
+              <w:bottom w:val="single" w:color="D4DFDA" w:sz="4"/>
+              <w:right w:val="single" w:color="D4DFDA" w:sz="4"/>
+            </w:tcBorders>
+            <w:tcMar>
+              <w:top w:type="dxa" w:w="60"/>
+              <w:left w:type="dxa" w:w="110"/>
+              <w:bottom w:type="dxa" w:w="60"/>
+              <w:right w:type="dxa" w:w="110"/>
+            </w:tcMar>
+            <w:vAlign w:val="center"/>
+          </w:tcPr>
+          <w:p>
+            <w:r>
+              <w:rPr>
+                <w:color w:val="6BB23A"/>
+                <w:sz w:val="20"/>
+                <w:szCs w:val="20"/>
+              </w:rPr>
+              <w:t xml:space="preserve">██████████</w:t>
+            </w:r>
+          </w:p>
+        </w:tc>
+        <w:tc>
+          <w:tcPr>
+            <w:tcW w:type="dxa" w:w="3000"/>
             <w:tcBorders>
               <w:top w:val="single" w:color="D4DFDA" w:sz="4"/>
               <w:left w:val="single" w:color="D4DFDA" w:sz="4"/>
@@ -2293,7 +2439,7 @@
       <w:tr>
         <w:tc>
           <w:tcPr>
-            <w:tcW w:type="dxa" w:w="3000"/>
+            <w:tcW w:type="dxa" w:w="2300"/>
             <w:tcBorders>
               <w:top w:val="single" w:color="D4DFDA" w:sz="4"/>
               <w:left w:val="single" w:color="D4DFDA" w:sz="4"/>
@@ -2326,7 +2472,7 @@
         </w:tc>
         <w:tc>
           <w:tcPr>
-            <w:tcW w:type="dxa" w:w="2000"/>
+            <w:tcW w:type="dxa" w:w="900"/>
             <w:tcBorders>
               <w:top w:val="single" w:color="D4DFDA" w:sz="4"/>
               <w:left w:val="single" w:color="D4DFDA" w:sz="4"/>
@@ -2358,7 +2504,35 @@
         </w:tc>
         <w:tc>
           <w:tcPr>
-            <w:tcW w:type="dxa" w:w="4360"/>
+            <w:tcW w:type="dxa" w:w="3160"/>
+            <w:tcBorders>
+              <w:top w:val="single" w:color="D4DFDA" w:sz="4"/>
+              <w:left w:val="single" w:color="D4DFDA" w:sz="4"/>
+              <w:bottom w:val="single" w:color="D4DFDA" w:sz="4"/>
+              <w:right w:val="single" w:color="D4DFDA" w:sz="4"/>
+            </w:tcBorders>
+            <w:tcMar>
+              <w:top w:type="dxa" w:w="60"/>
+              <w:left w:type="dxa" w:w="110"/>
+              <w:bottom w:type="dxa" w:w="60"/>
+              <w:right w:type="dxa" w:w="110"/>
+            </w:tcMar>
+            <w:vAlign w:val="center"/>
+          </w:tcPr>
+          <w:p>
+            <w:r>
+              <w:rPr>
+                <w:color w:val="BBBBBB"/>
+                <w:sz w:val="20"/>
+                <w:szCs w:val="20"/>
+              </w:rPr>
+              <w:t xml:space="preserve">—</w:t>
+            </w:r>
+          </w:p>
+        </w:tc>
+        <w:tc>
+          <w:tcPr>
+            <w:tcW w:type="dxa" w:w="3000"/>
             <w:tcBorders>
               <w:top w:val="single" w:color="D4DFDA" w:sz="4"/>
               <w:left w:val="single" w:color="D4DFDA" w:sz="4"/>
